--- a/task1/Design_Writeup.docx
+++ b/task1/Design_Writeup.docx
@@ -473,7 +473,7 @@
         <w:spacing w:after="120" w:line="264" w:lineRule="auto"/>
       </w:pPr>
       <w:r>
-        <w:t>The assignment warns that a generator making 1,000 tasks of which only 30 work is bad — it has shipped the breakage for the client to find. The fix is to reject bad tasks inside the pipeline, and record why:</w:t>
+        <w:t>A generator making 1,000 tasks of which only 30 work is bad — it has shipped the breakage for the client to find. The fix is to reject bad tasks inside the pipeline, and record why:</w:t>
       </w:r>
     </w:p>
     <w:p>
